--- a/public/forms/行政/治安调解协议书.docx
+++ b/public/forms/行政/治安调解协议书.docx
@@ -3,1169 +3,232 @@
 <w:document xmlns:wpc="http://schemas.microsoft.com/office/word/2010/wordprocessingCanvas" xmlns:mo="http://schemas.microsoft.com/office/mac/office/2008/main" xmlns:mc="http://schemas.openxmlformats.org/markup-compatibility/2006" xmlns:mv="urn:schemas-microsoft-com:mac:vml" xmlns:o="urn:schemas-microsoft-com:office:office" xmlns:r="http://schemas.openxmlformats.org/officeDocument/2006/relationships" xmlns:m="http://schemas.openxmlformats.org/officeDocument/2006/math" xmlns:v="urn:schemas-microsoft-com:vml" xmlns:wp14="http://schemas.microsoft.com/office/word/2010/wordprocessingDrawing" xmlns:wp="http://schemas.openxmlformats.org/drawingml/2006/wordprocessingDrawing" xmlns:w10="urn:schemas-microsoft-com:office:word" xmlns:w="http://schemas.openxmlformats.org/wordprocessingml/2006/main" xmlns:w14="http://schemas.microsoft.com/office/word/2010/wordml" xmlns:wpg="http://schemas.microsoft.com/office/word/2010/wordprocessingGroup" xmlns:wpi="http://schemas.microsoft.com/office/word/2010/wordprocessingInk" xmlns:wne="http://schemas.microsoft.com/office/word/2006/wordml" xmlns:wps="http://schemas.microsoft.com/office/word/2010/wordprocessingShape" mc:Ignorable="w14 wp14">
   <w:body>
     <w:p>
+      <w:r>
+        <w:rPr>
+          <w:rFonts w:ascii="宋体" w:hAnsi="宋体" w:eastAsia="宋体"/>
+        </w:rPr>
+        <w:t>— 47 —</w:t>
+      </w:r>
+    </w:p>
+    <w:p>
+      <w:r>
+        <w:rPr>
+          <w:rFonts w:ascii="宋体" w:hAnsi="宋体" w:eastAsia="宋体"/>
+        </w:rPr>
+        <w:t>式样十八</w:t>
+      </w:r>
+    </w:p>
+    <w:p>
+      <w:r>
+        <w:rPr>
+          <w:rFonts w:ascii="宋体" w:hAnsi="宋体" w:eastAsia="宋体"/>
+        </w:rPr>
+        <w:t>(此处印制公安机关名称）</w:t>
+      </w:r>
+    </w:p>
+    <w:p>
       <w:pPr>
-        <w:pStyle w:val="Normal"/>
-        <w:spacing w:lineRule="exact" w:line="600"/>
         <w:jc w:val="center"/>
-        <w:rPr>
-          <w:rFonts w:ascii="方正小标宋简体;黑体" w:hAnsi="方正小标宋简体;黑体" w:eastAsia="方正小标宋简体;黑体" w:cs="宋体" w:hint="eastAsia"/>
-          <w:sz w:val="44"/>
-          <w:szCs w:val="44"/>
-        </w:rPr>
       </w:pPr>
       <w:r>
         <w:rPr>
-          <w:rFonts w:ascii="方正小标宋简体;黑体" w:hAnsi="方正小标宋简体;黑体" w:cs="宋体" w:hint="eastAsia" w:eastAsia="方正小标宋简体;黑体"/>
-          <w:sz w:val="44"/>
-          <w:szCs w:val="44"/>
+          <w:rFonts w:ascii="宋体" w:hAnsi="宋体" w:eastAsia="宋体"/>
+          <w:b/>
+          <w:sz w:val="32"/>
         </w:rPr>
         <w:t>治安调解协议书</w:t>
       </w:r>
     </w:p>
     <w:p>
-      <w:pPr>
-        <w:pStyle w:val="Normal"/>
-        <w:spacing w:lineRule="exact" w:line="600"/>
-        <w:ind w:end="68"/>
-        <w:jc w:val="end"/>
-        <w:rPr>
-          <w:rFonts w:ascii="仿宋_GB2312;仿宋" w:hAnsi="仿宋_GB2312;仿宋" w:hint="eastAsia"/>
-          <w:szCs w:val="32"/>
-        </w:rPr>
-      </w:pPr>
       <w:r>
         <w:rPr>
-          <w:rFonts w:hint="eastAsia"/>
-          <w:szCs w:val="32"/>
+          <w:rFonts w:ascii="宋体" w:hAnsi="宋体" w:eastAsia="宋体"/>
         </w:rPr>
-        <w:t xml:space="preserve"> </w:t>
-      </w:r>
-      <w:r>
-        <w:rPr>
-          <w:rFonts w:hint="eastAsia"/>
-          <w:szCs w:val="32"/>
-        </w:rPr>
-        <w:t>源公（经）</w:t>
-      </w:r>
-      <w:r>
-        <w:rPr>
-          <w:rFonts w:ascii="仿宋_GB2312;仿宋" w:hAnsi="仿宋_GB2312;仿宋" w:hint="eastAsia"/>
-          <w:szCs w:val="32"/>
-        </w:rPr>
-        <w:t>调解字〔    〕   号</w:t>
+        <w:t>X 公（ ）调解字〔 〕 号</w:t>
       </w:r>
     </w:p>
     <w:p>
-      <w:pPr>
-        <w:pStyle w:val="Normal"/>
-        <w:spacing w:lineRule="exact" w:line="440"/>
-        <w:ind w:end="68"/>
-        <w:jc w:val="end"/>
-        <w:rPr>
-          <w:rFonts w:ascii="仿宋_GB2312;仿宋" w:hAnsi="仿宋_GB2312;仿宋" w:hint="eastAsia"/>
-          <w:szCs w:val="32"/>
-        </w:rPr>
-      </w:pPr>
       <w:r>
         <w:rPr>
-          <w:rFonts w:hint="eastAsia" w:ascii="仿宋_GB2312;仿宋" w:hAnsi="仿宋_GB2312;仿宋"/>
-          <w:szCs w:val="32"/>
+          <w:rFonts w:ascii="宋体" w:hAnsi="宋体" w:eastAsia="宋体"/>
         </w:rPr>
+        <w:t>主持人姓名 工作单位</w:t>
       </w:r>
     </w:p>
     <w:p>
-      <w:pPr>
-        <w:pStyle w:val="Normal"/>
-        <w:spacing w:lineRule="exact" w:line="440"/>
-        <w:rPr>
-          <w:rFonts w:ascii="仿宋_GB2312;仿宋" w:hAnsi="仿宋_GB2312;仿宋" w:hint="eastAsia"/>
-          <w:szCs w:val="32"/>
-          <w:u w:val="single"/>
-        </w:rPr>
-      </w:pPr>
       <w:r>
         <w:rPr>
-          <w:rFonts w:ascii="仿宋_GB2312;仿宋" w:hAnsi="仿宋_GB2312;仿宋" w:hint="eastAsia"/>
-          <w:szCs w:val="32"/>
+          <w:rFonts w:ascii="宋体" w:hAnsi="宋体" w:eastAsia="宋体"/>
         </w:rPr>
-        <w:t>主持人姓名</w:t>
-      </w:r>
-      <w:r>
-        <w:rPr>
-          <w:rFonts w:ascii="仿宋_GB2312;仿宋" w:hAnsi="仿宋_GB2312;仿宋" w:hint="eastAsia"/>
-          <w:szCs w:val="32"/>
-          <w:u w:val="single"/>
-        </w:rPr>
-        <w:t xml:space="preserve">              </w:t>
-      </w:r>
-      <w:r>
-        <w:rPr>
-          <w:rFonts w:ascii="仿宋_GB2312;仿宋" w:hAnsi="仿宋_GB2312;仿宋" w:hint="eastAsia"/>
-          <w:szCs w:val="32"/>
-        </w:rPr>
-        <w:t xml:space="preserve">工作单位 </w:t>
-      </w:r>
-      <w:r>
-        <w:rPr>
-          <w:rFonts w:ascii="仿宋_GB2312;仿宋" w:hAnsi="仿宋_GB2312;仿宋" w:hint="eastAsia"/>
-          <w:szCs w:val="32"/>
-          <w:u w:val="single"/>
-        </w:rPr>
-        <w:t xml:space="preserve">                                </w:t>
+        <w:t>调解地点</w:t>
       </w:r>
     </w:p>
     <w:p>
-      <w:pPr>
-        <w:pStyle w:val="Normal"/>
-        <w:spacing w:lineRule="exact" w:line="440"/>
-        <w:rPr>
-          <w:rFonts w:ascii="仿宋_GB2312;仿宋" w:hAnsi="仿宋_GB2312;仿宋" w:hint="eastAsia"/>
-          <w:szCs w:val="32"/>
-        </w:rPr>
-      </w:pPr>
       <w:r>
         <w:rPr>
-          <w:rFonts w:ascii="仿宋_GB2312;仿宋" w:hAnsi="仿宋_GB2312;仿宋" w:hint="eastAsia"/>
-          <w:szCs w:val="32"/>
+          <w:rFonts w:ascii="宋体" w:hAnsi="宋体" w:eastAsia="宋体"/>
         </w:rPr>
-        <w:t>调解地点</w:t>
-      </w:r>
-      <w:r>
-        <w:rPr>
-          <w:rFonts w:ascii="仿宋_GB2312;仿宋" w:hAnsi="仿宋_GB2312;仿宋" w:hint="eastAsia"/>
-          <w:szCs w:val="32"/>
-          <w:u w:val="single"/>
-        </w:rPr>
-        <w:t xml:space="preserve">                                                      </w:t>
+        <w:t>当事人基本情况（姓名、性别、年龄、出生日期、身份证件种类及号</w:t>
       </w:r>
     </w:p>
     <w:p>
-      <w:pPr>
-        <w:pStyle w:val="Normal"/>
-        <w:spacing w:lineRule="exact" w:line="440"/>
-        <w:rPr>
-          <w:rFonts w:ascii="仿宋_GB2312;仿宋" w:hAnsi="仿宋_GB2312;仿宋" w:hint="eastAsia"/>
-          <w:szCs w:val="32"/>
-          <w:u w:val="single"/>
-        </w:rPr>
-      </w:pPr>
       <w:r>
         <w:rPr>
-          <w:rFonts w:ascii="仿宋_GB2312;仿宋" w:hAnsi="仿宋_GB2312;仿宋" w:hint="eastAsia"/>
-          <w:szCs w:val="32"/>
+          <w:rFonts w:ascii="宋体" w:hAnsi="宋体" w:eastAsia="宋体"/>
         </w:rPr>
-        <w:t>当事人基本情况（姓名、性别、年龄、出生日期、身份证件种类及号码、工作单位、现住址）</w:t>
-      </w:r>
-      <w:r>
-        <w:rPr>
-          <w:rFonts w:ascii="仿宋_GB2312;仿宋" w:hAnsi="仿宋_GB2312;仿宋" w:hint="eastAsia"/>
-          <w:szCs w:val="32"/>
-          <w:u w:val="single"/>
-        </w:rPr>
-        <w:t xml:space="preserve">　　　　　                                      </w:t>
+        <w:t>码、工作单位、现住址）</w:t>
       </w:r>
     </w:p>
     <w:p>
-      <w:pPr>
-        <w:pStyle w:val="Normal"/>
-        <w:spacing w:lineRule="exact" w:line="440"/>
-        <w:rPr>
-          <w:rFonts w:ascii="仿宋_GB2312;仿宋" w:hAnsi="仿宋_GB2312;仿宋" w:hint="eastAsia"/>
-          <w:szCs w:val="32"/>
-          <w:u w:val="single"/>
-        </w:rPr>
-      </w:pPr>
       <w:r>
         <w:rPr>
-          <w:rFonts w:ascii="仿宋_GB2312;仿宋" w:hAnsi="仿宋_GB2312;仿宋" w:hint="eastAsia"/>
-          <w:szCs w:val="32"/>
-          <w:u w:val="single"/>
+          <w:rFonts w:ascii="宋体" w:hAnsi="宋体" w:eastAsia="宋体"/>
         </w:rPr>
-        <w:t xml:space="preserve">      </w:t>
-      </w:r>
-      <w:r>
-        <w:rPr>
-          <w:rFonts w:ascii="仿宋_GB2312;仿宋" w:hAnsi="仿宋_GB2312;仿宋" w:hint="eastAsia"/>
-          <w:szCs w:val="32"/>
-          <w:u w:val="single"/>
-        </w:rPr>
-        <w:t>　　　　　　                                     　　　</w:t>
+        <w:t>其他在场人员基本情况（姓名、性别、年龄、出生日期、身份证件种</w:t>
       </w:r>
     </w:p>
     <w:p>
-      <w:pPr>
-        <w:pStyle w:val="Normal"/>
-        <w:spacing w:lineRule="exact" w:line="440"/>
-        <w:rPr>
-          <w:rFonts w:ascii="仿宋_GB2312;仿宋" w:hAnsi="仿宋_GB2312;仿宋" w:hint="eastAsia"/>
-          <w:szCs w:val="32"/>
-          <w:u w:val="single"/>
-        </w:rPr>
-      </w:pPr>
       <w:r>
         <w:rPr>
-          <w:rFonts w:ascii="仿宋_GB2312;仿宋" w:hAnsi="仿宋_GB2312;仿宋" w:hint="eastAsia"/>
-          <w:szCs w:val="32"/>
-          <w:u w:val="single"/>
+          <w:rFonts w:ascii="宋体" w:hAnsi="宋体" w:eastAsia="宋体"/>
         </w:rPr>
-        <w:t xml:space="preserve">      </w:t>
-      </w:r>
-      <w:r>
-        <w:rPr>
-          <w:rFonts w:ascii="仿宋_GB2312;仿宋" w:hAnsi="仿宋_GB2312;仿宋" w:hint="eastAsia"/>
-          <w:szCs w:val="32"/>
-          <w:u w:val="single"/>
-        </w:rPr>
-        <w:t>　　　　　　                                     　　　</w:t>
+        <w:t>类及号码、工作单位、现住址）</w:t>
       </w:r>
     </w:p>
     <w:p>
-      <w:pPr>
-        <w:pStyle w:val="Normal"/>
-        <w:spacing w:lineRule="exact" w:line="440"/>
-        <w:rPr>
-          <w:rFonts w:ascii="仿宋_GB2312;仿宋" w:hAnsi="仿宋_GB2312;仿宋" w:hint="eastAsia"/>
-          <w:szCs w:val="32"/>
-          <w:u w:val="single"/>
-        </w:rPr>
-      </w:pPr>
       <w:r>
         <w:rPr>
-          <w:rFonts w:ascii="仿宋_GB2312;仿宋" w:hAnsi="仿宋_GB2312;仿宋" w:hint="eastAsia"/>
-          <w:szCs w:val="32"/>
-          <w:u w:val="single"/>
+          <w:rFonts w:ascii="宋体" w:hAnsi="宋体" w:eastAsia="宋体"/>
         </w:rPr>
-        <w:t xml:space="preserve">　　　　　                                                    </w:t>
+        <w:t>主要事实（包括案发时间、地点、人员、起因、经过、情节、结</w:t>
       </w:r>
     </w:p>
     <w:p>
-      <w:pPr>
-        <w:pStyle w:val="Normal"/>
-        <w:spacing w:lineRule="exact" w:line="440"/>
-        <w:rPr>
-          <w:rFonts w:ascii="仿宋_GB2312;仿宋" w:hAnsi="仿宋_GB2312;仿宋" w:hint="eastAsia"/>
-          <w:szCs w:val="32"/>
-          <w:u w:val="single"/>
-        </w:rPr>
-      </w:pPr>
       <w:r>
         <w:rPr>
-          <w:rFonts w:ascii="仿宋_GB2312;仿宋" w:hAnsi="仿宋_GB2312;仿宋" w:hint="eastAsia"/>
-          <w:szCs w:val="32"/>
+          <w:rFonts w:ascii="宋体" w:hAnsi="宋体" w:eastAsia="宋体"/>
         </w:rPr>
-        <w:t>其他在场人员基本情况（姓名、性别、年龄、出生日期、身份证件种类及号码、工作单位、现住址）</w:t>
-      </w:r>
-      <w:r>
-        <w:rPr>
-          <w:rFonts w:ascii="仿宋_GB2312;仿宋" w:hAnsi="仿宋_GB2312;仿宋" w:hint="eastAsia"/>
-          <w:szCs w:val="32"/>
-          <w:u w:val="single"/>
-        </w:rPr>
-        <w:t xml:space="preserve">　　　　　                                   </w:t>
+        <w:t>果等）：</w:t>
       </w:r>
     </w:p>
     <w:p>
-      <w:pPr>
-        <w:pStyle w:val="Normal"/>
-        <w:spacing w:lineRule="exact" w:line="440"/>
-        <w:rPr>
-          <w:rFonts w:ascii="仿宋_GB2312;仿宋" w:hAnsi="仿宋_GB2312;仿宋" w:hint="eastAsia"/>
-          <w:szCs w:val="32"/>
-          <w:u w:val="single"/>
-        </w:rPr>
-      </w:pPr>
       <w:r>
         <w:rPr>
-          <w:rFonts w:ascii="仿宋_GB2312;仿宋" w:hAnsi="仿宋_GB2312;仿宋" w:hint="eastAsia"/>
-          <w:szCs w:val="32"/>
-          <w:u w:val="single"/>
+          <w:rFonts w:ascii="宋体" w:hAnsi="宋体" w:eastAsia="宋体"/>
         </w:rPr>
-        <w:t xml:space="preserve">     </w:t>
-      </w:r>
-      <w:r>
-        <w:rPr>
-          <w:rFonts w:ascii="仿宋_GB2312;仿宋" w:hAnsi="仿宋_GB2312;仿宋" w:hint="eastAsia"/>
-          <w:szCs w:val="32"/>
-          <w:u w:val="single"/>
-        </w:rPr>
-        <w:t>　　　　　　                                      　　　</w:t>
+        <w:t>经调解，双方自愿达成如下协议（包括协议内容、履行期限和方</w:t>
       </w:r>
     </w:p>
     <w:p>
-      <w:pPr>
-        <w:pStyle w:val="Normal"/>
-        <w:spacing w:lineRule="exact" w:line="440"/>
-        <w:ind w:firstLineChars="200" w:startChars="0" w:start="0" w:endChars="0" w:end="0"/>
-        <w:rPr>
-          <w:rFonts w:ascii="仿宋_GB2312;仿宋" w:hAnsi="仿宋_GB2312;仿宋" w:hint="eastAsia"/>
-          <w:szCs w:val="32"/>
-        </w:rPr>
-      </w:pPr>
       <w:r>
         <w:rPr>
-          <w:rFonts w:ascii="仿宋_GB2312;仿宋" w:hAnsi="仿宋_GB2312;仿宋" w:hint="eastAsia"/>
-          <w:szCs w:val="32"/>
+          <w:rFonts w:ascii="宋体" w:hAnsi="宋体" w:eastAsia="宋体"/>
         </w:rPr>
-        <w:t>主要事实（包括案发时间、地点、人员、起因、经过、情节、结果等）：</w:t>
-      </w:r>
-      <w:r>
-        <w:rPr>
-          <w:rFonts w:ascii="仿宋_GB2312;仿宋" w:hAnsi="仿宋_GB2312;仿宋" w:hint="eastAsia"/>
-          <w:szCs w:val="32"/>
-          <w:u w:val="single"/>
-        </w:rPr>
-        <w:t xml:space="preserve"> 　 　　　                          　     　　　　　　　</w:t>
-      </w:r>
-      <w:r>
-        <w:rPr>
-          <w:rFonts w:ascii="仿宋_GB2312;仿宋" w:hAnsi="仿宋_GB2312;仿宋" w:hint="eastAsia"/>
-          <w:szCs w:val="32"/>
-        </w:rPr>
-        <w:t xml:space="preserve">                                                                                </w:t>
+        <w:t>式等）：</w:t>
       </w:r>
     </w:p>
     <w:p>
-      <w:pPr>
-        <w:pStyle w:val="Normal"/>
-        <w:spacing w:lineRule="exact" w:line="440"/>
-        <w:rPr>
-          <w:rFonts w:ascii="仿宋_GB2312;仿宋" w:hAnsi="仿宋_GB2312;仿宋" w:hint="eastAsia"/>
-          <w:szCs w:val="32"/>
-          <w:u w:val="single"/>
-        </w:rPr>
-      </w:pPr>
       <w:r>
         <w:rPr>
-          <w:rFonts w:ascii="仿宋_GB2312;仿宋" w:hAnsi="仿宋_GB2312;仿宋" w:hint="eastAsia"/>
-          <w:szCs w:val="32"/>
-          <w:u w:val="single"/>
+          <w:rFonts w:ascii="宋体" w:hAnsi="宋体" w:eastAsia="宋体"/>
         </w:rPr>
-        <w:t xml:space="preserve">                                                              </w:t>
+        <w:t>— 48 —</w:t>
       </w:r>
     </w:p>
     <w:p>
-      <w:pPr>
-        <w:pStyle w:val="Normal"/>
-        <w:spacing w:lineRule="exact" w:line="440"/>
-        <w:rPr>
-          <w:rFonts w:ascii="仿宋_GB2312;仿宋" w:hAnsi="仿宋_GB2312;仿宋" w:hint="eastAsia"/>
-          <w:sz w:val="28"/>
-          <w:szCs w:val="28"/>
-          <w:u w:val="single"/>
-        </w:rPr>
-      </w:pPr>
       <w:r>
         <w:rPr>
-          <w:rFonts w:ascii="仿宋_GB2312;仿宋" w:hAnsi="仿宋_GB2312;仿宋" w:hint="eastAsia"/>
-          <w:szCs w:val="32"/>
-          <w:u w:val="single"/>
-        </w:rPr>
-        <w:t xml:space="preserve">                                         </w:t>
-      </w:r>
-      <w:r>
-        <w:rPr>
-          <w:rFonts w:ascii="仿宋_GB2312;仿宋" w:hAnsi="仿宋_GB2312;仿宋" w:hint="eastAsia"/>
-          <w:sz w:val="28"/>
-          <w:szCs w:val="28"/>
-          <w:u w:val="single"/>
-        </w:rPr>
-        <w:t xml:space="preserve">                           </w:t>
-      </w:r>
-    </w:p>
-    <w:p>
-      <w:pPr>
-        <w:pStyle w:val="Normal"/>
-        <w:spacing w:lineRule="exact" w:line="440"/>
-        <w:rPr>
-          <w:rFonts w:ascii="仿宋_GB2312;仿宋" w:hAnsi="仿宋_GB2312;仿宋" w:hint="eastAsia"/>
-          <w:sz w:val="28"/>
-          <w:szCs w:val="28"/>
-          <w:u w:val="single"/>
-        </w:rPr>
-      </w:pPr>
-      <w:r>
-        <w:rPr>
-          <w:rFonts w:ascii="仿宋_GB2312;仿宋" w:hAnsi="仿宋_GB2312;仿宋" w:hint="eastAsia"/>
-          <w:sz w:val="28"/>
-          <w:szCs w:val="28"/>
-          <w:u w:val="single"/>
-        </w:rPr>
-        <w:t xml:space="preserve">                                                                        </w:t>
-      </w:r>
-    </w:p>
-    <w:p>
-      <w:pPr>
-        <w:pStyle w:val="Normal"/>
-        <w:spacing w:lineRule="exact" w:line="440"/>
-        <w:rPr>
-          <w:rFonts w:ascii="仿宋_GB2312;仿宋" w:hAnsi="仿宋_GB2312;仿宋" w:hint="eastAsia"/>
-          <w:sz w:val="28"/>
-          <w:szCs w:val="28"/>
-          <w:u w:val="single"/>
-        </w:rPr>
-      </w:pPr>
-      <w:r>
-        <w:rPr>
-          <w:rFonts w:ascii="仿宋_GB2312;仿宋" w:hAnsi="仿宋_GB2312;仿宋" w:hint="eastAsia"/>
-          <w:sz w:val="28"/>
-          <w:szCs w:val="28"/>
-          <w:u w:val="single"/>
-        </w:rPr>
-        <w:t xml:space="preserve">                             </w:t>
-      </w:r>
-      <w:r>
-        <w:rPr>
-          <w:rFonts w:ascii="仿宋_GB2312;仿宋" w:hAnsi="仿宋_GB2312;仿宋" w:hint="eastAsia"/>
-          <w:sz w:val="28"/>
-          <w:szCs w:val="28"/>
-          <w:u w:val="single"/>
-        </w:rPr>
-        <w:t xml:space="preserve">　　                                       </w:t>
-      </w:r>
-    </w:p>
-    <w:p>
-      <w:pPr>
-        <w:pStyle w:val="Normal"/>
-        <w:spacing w:lineRule="exact" w:line="440"/>
-        <w:rPr>
-          <w:rFonts w:ascii="仿宋_GB2312;仿宋" w:hAnsi="仿宋_GB2312;仿宋" w:hint="eastAsia"/>
-          <w:sz w:val="28"/>
-          <w:szCs w:val="28"/>
-          <w:u w:val="single"/>
-        </w:rPr>
-      </w:pPr>
-      <w:r>
-        <w:rPr>
-          <w:rFonts w:ascii="仿宋_GB2312;仿宋" w:hAnsi="仿宋_GB2312;仿宋" w:hint="eastAsia"/>
-          <w:sz w:val="28"/>
-          <w:szCs w:val="28"/>
-          <w:u w:val="single"/>
-        </w:rPr>
-        <w:t xml:space="preserve">                </w:t>
-      </w:r>
-      <w:r>
-        <w:rPr>
-          <w:rFonts w:ascii="仿宋_GB2312;仿宋" w:hAnsi="仿宋_GB2312;仿宋" w:hint="eastAsia"/>
-          <w:sz w:val="28"/>
-          <w:szCs w:val="28"/>
-          <w:u w:val="single"/>
-        </w:rPr>
-        <w:t xml:space="preserve">　　                                                    </w:t>
-      </w:r>
-    </w:p>
-    <w:p>
-      <w:pPr>
-        <w:pStyle w:val="Normal"/>
-        <w:spacing w:lineRule="exact" w:line="440"/>
-        <w:rPr>
-          <w:rFonts w:ascii="仿宋_GB2312;仿宋" w:hAnsi="仿宋_GB2312;仿宋" w:hint="eastAsia"/>
-          <w:sz w:val="28"/>
-          <w:szCs w:val="28"/>
-          <w:u w:val="single"/>
-        </w:rPr>
-      </w:pPr>
-      <w:r>
-        <w:rPr>
-          <w:rFonts w:ascii="仿宋_GB2312;仿宋" w:hAnsi="仿宋_GB2312;仿宋" w:hint="eastAsia"/>
-          <w:sz w:val="28"/>
-          <w:szCs w:val="28"/>
-          <w:u w:val="single"/>
-        </w:rPr>
-        <w:t xml:space="preserve">       </w:t>
-      </w:r>
-      <w:r>
-        <w:rPr>
-          <w:rFonts w:ascii="仿宋_GB2312;仿宋" w:hAnsi="仿宋_GB2312;仿宋" w:hint="eastAsia"/>
-          <w:sz w:val="28"/>
-          <w:szCs w:val="28"/>
-          <w:u w:val="single"/>
-        </w:rPr>
-        <w:t xml:space="preserve">　　　　　　　　                                                            </w:t>
-      </w:r>
-    </w:p>
-    <w:p>
-      <w:pPr>
-        <w:pStyle w:val="Normal"/>
-        <w:spacing w:lineRule="exact" w:line="440"/>
-        <w:ind w:firstLineChars="200" w:startChars="0" w:start="0" w:endChars="0" w:end="0"/>
-        <w:rPr>
-          <w:rFonts w:ascii="仿宋_GB2312;仿宋" w:hAnsi="仿宋_GB2312;仿宋" w:hint="eastAsia"/>
-          <w:szCs w:val="32"/>
-          <w:u w:val="single"/>
-        </w:rPr>
-      </w:pPr>
-      <w:r>
-        <w:rPr>
-          <w:rFonts w:ascii="仿宋_GB2312;仿宋" w:hAnsi="仿宋_GB2312;仿宋" w:hint="eastAsia"/>
-          <w:szCs w:val="32"/>
-        </w:rPr>
-        <w:t>经调解，双方自愿达成如下协议（包括协议内容、履行期限和方式等）：</w:t>
-      </w:r>
-      <w:r>
-        <w:rPr>
-          <w:rFonts w:ascii="仿宋_GB2312;仿宋" w:hAnsi="仿宋_GB2312;仿宋" w:hint="eastAsia"/>
-          <w:szCs w:val="32"/>
-          <w:u w:val="single"/>
-        </w:rPr>
-        <w:t xml:space="preserve">　　　　　　　　　                                                                 </w:t>
-      </w:r>
-    </w:p>
-    <w:p>
-      <w:pPr>
-        <w:pStyle w:val="Normal"/>
-        <w:spacing w:lineRule="exact" w:line="440"/>
-        <w:rPr>
-          <w:rFonts w:ascii="仿宋_GB2312;仿宋" w:hAnsi="仿宋_GB2312;仿宋" w:hint="eastAsia"/>
-          <w:sz w:val="28"/>
-          <w:szCs w:val="28"/>
-          <w:u w:val="single"/>
-        </w:rPr>
-      </w:pPr>
-      <w:r>
-        <w:rPr>
-          <w:rFonts w:ascii="仿宋_GB2312;仿宋" w:hAnsi="仿宋_GB2312;仿宋" w:hint="eastAsia"/>
-          <w:sz w:val="28"/>
-          <w:szCs w:val="28"/>
-          <w:u w:val="single"/>
-        </w:rPr>
-        <w:t xml:space="preserve">                                                                                </w:t>
-      </w:r>
-    </w:p>
-    <w:p>
-      <w:pPr>
-        <w:pStyle w:val="Normal"/>
-        <w:spacing w:lineRule="exact" w:line="440"/>
-        <w:rPr>
-          <w:rFonts w:ascii="仿宋_GB2312;仿宋" w:hAnsi="仿宋_GB2312;仿宋" w:hint="eastAsia"/>
-          <w:sz w:val="28"/>
-          <w:szCs w:val="28"/>
-          <w:u w:val="single"/>
-        </w:rPr>
-      </w:pPr>
-      <w:r>
-        <w:rPr>
-          <w:rFonts w:ascii="仿宋_GB2312;仿宋" w:hAnsi="仿宋_GB2312;仿宋" w:hint="eastAsia"/>
-          <w:sz w:val="28"/>
-          <w:szCs w:val="28"/>
-          <w:u w:val="single"/>
-        </w:rPr>
-        <w:t xml:space="preserve">                                                                        </w:t>
-      </w:r>
-    </w:p>
-    <w:p>
-      <w:pPr>
-        <w:pStyle w:val="Normal"/>
-        <w:spacing w:lineRule="exact" w:line="440"/>
-        <w:rPr>
-          <w:rFonts w:ascii="仿宋_GB2312;仿宋" w:hAnsi="仿宋_GB2312;仿宋" w:hint="eastAsia"/>
-          <w:sz w:val="28"/>
-          <w:szCs w:val="28"/>
-          <w:u w:val="single"/>
-        </w:rPr>
-      </w:pPr>
-      <w:r>
-        <w:rPr>
-          <w:rFonts w:ascii="仿宋_GB2312;仿宋" w:hAnsi="仿宋_GB2312;仿宋" w:hint="eastAsia"/>
-          <w:sz w:val="28"/>
-          <w:szCs w:val="28"/>
-          <w:u w:val="single"/>
-        </w:rPr>
-        <w:t xml:space="preserve">                                                                                    </w:t>
-      </w:r>
-    </w:p>
-    <w:p>
-      <w:pPr>
-        <w:pStyle w:val="Normal"/>
-        <w:spacing w:lineRule="exact" w:line="440"/>
-        <w:rPr>
-          <w:rFonts w:ascii="仿宋_GB2312;仿宋" w:hAnsi="仿宋_GB2312;仿宋" w:hint="eastAsia"/>
-          <w:sz w:val="28"/>
-          <w:szCs w:val="28"/>
-          <w:u w:val="single"/>
-        </w:rPr>
-      </w:pPr>
-      <w:r>
-        <w:rPr>
-          <w:rFonts w:ascii="仿宋_GB2312;仿宋" w:hAnsi="仿宋_GB2312;仿宋" w:hint="eastAsia"/>
-          <w:sz w:val="28"/>
-          <w:szCs w:val="28"/>
-          <w:u w:val="single"/>
-        </w:rPr>
-        <w:t xml:space="preserve">                                                                        </w:t>
-      </w:r>
-    </w:p>
-    <w:p>
-      <w:pPr>
-        <w:pStyle w:val="Normal"/>
-        <w:spacing w:lineRule="exact" w:line="440"/>
-        <w:rPr>
-          <w:rFonts w:ascii="仿宋_GB2312;仿宋" w:hAnsi="仿宋_GB2312;仿宋" w:hint="eastAsia"/>
-          <w:sz w:val="28"/>
-          <w:szCs w:val="28"/>
-          <w:u w:val="single"/>
-        </w:rPr>
-      </w:pPr>
-      <w:r>
-        <w:rPr>
-          <w:rFonts w:ascii="仿宋_GB2312;仿宋" w:hAnsi="仿宋_GB2312;仿宋" w:hint="eastAsia"/>
-          <w:sz w:val="28"/>
-          <w:szCs w:val="28"/>
-          <w:u w:val="single"/>
-        </w:rPr>
-        <w:t xml:space="preserve">                                                                       </w:t>
-      </w:r>
-    </w:p>
-    <w:p>
-      <w:pPr>
-        <w:pStyle w:val="Normal"/>
-        <w:spacing w:lineRule="exact" w:line="440"/>
-        <w:rPr>
-          <w:rFonts w:ascii="仿宋_GB2312;仿宋" w:hAnsi="仿宋_GB2312;仿宋" w:hint="eastAsia"/>
-          <w:sz w:val="28"/>
-          <w:szCs w:val="28"/>
-          <w:u w:val="single"/>
-        </w:rPr>
-      </w:pPr>
-      <w:r>
-        <w:rPr>
-          <w:rFonts w:ascii="仿宋_GB2312;仿宋" w:hAnsi="仿宋_GB2312;仿宋" w:hint="eastAsia"/>
-          <w:sz w:val="28"/>
-          <w:szCs w:val="28"/>
-          <w:u w:val="single"/>
-        </w:rPr>
-        <w:t xml:space="preserve">                                                                     </w:t>
-      </w:r>
-    </w:p>
-    <w:p>
-      <w:pPr>
-        <w:pStyle w:val="Normal"/>
-        <w:spacing w:lineRule="exact" w:line="440"/>
-        <w:rPr>
-          <w:rFonts w:ascii="仿宋_GB2312;仿宋" w:hAnsi="仿宋_GB2312;仿宋" w:hint="eastAsia"/>
-          <w:sz w:val="28"/>
-          <w:szCs w:val="28"/>
-          <w:u w:val="single"/>
-        </w:rPr>
-      </w:pPr>
-      <w:r>
-        <w:rPr>
-          <w:rFonts w:ascii="仿宋_GB2312;仿宋" w:hAnsi="仿宋_GB2312;仿宋" w:hint="eastAsia"/>
-          <w:sz w:val="28"/>
-          <w:szCs w:val="28"/>
-          <w:u w:val="single"/>
-        </w:rPr>
-        <w:t xml:space="preserve">                                                                     </w:t>
-      </w:r>
-    </w:p>
-    <w:p>
-      <w:pPr>
-        <w:pStyle w:val="Normal"/>
-        <w:spacing w:lineRule="exact" w:line="440"/>
-        <w:rPr>
-          <w:rFonts w:ascii="仿宋_GB2312;仿宋" w:hAnsi="仿宋_GB2312;仿宋" w:hint="eastAsia"/>
-          <w:sz w:val="28"/>
-          <w:szCs w:val="28"/>
-        </w:rPr>
-      </w:pPr>
-      <w:r>
-        <w:rPr>
-          <w:rFonts w:ascii="仿宋_GB2312;仿宋" w:hAnsi="仿宋_GB2312;仿宋" w:hint="eastAsia"/>
-          <w:sz w:val="28"/>
-          <w:szCs w:val="28"/>
-          <w:u w:val="single"/>
-        </w:rPr>
-        <w:t xml:space="preserve">                                                                    </w:t>
-      </w:r>
-      <w:r>
-        <w:rPr>
-          <w:rFonts w:ascii="仿宋_GB2312;仿宋" w:hAnsi="仿宋_GB2312;仿宋" w:hint="eastAsia"/>
-          <w:sz w:val="28"/>
-          <w:szCs w:val="28"/>
+          <w:rFonts w:ascii="宋体" w:hAnsi="宋体" w:eastAsia="宋体"/>
         </w:rPr>
         <w:t>。</w:t>
       </w:r>
     </w:p>
     <w:p>
-      <w:pPr>
-        <w:pStyle w:val="Normal"/>
-        <w:spacing w:lineRule="exact" w:line="440"/>
-        <w:ind w:firstLineChars="200" w:startChars="0" w:start="0" w:endChars="0" w:end="0"/>
-        <w:rPr>
-          <w:rFonts w:ascii="仿宋_GB2312;仿宋" w:hAnsi="仿宋_GB2312;仿宋" w:cs="宋体" w:hint="eastAsia"/>
-          <w:kern w:val="0"/>
-          <w:szCs w:val="32"/>
-        </w:rPr>
-      </w:pPr>
       <w:r>
         <w:rPr>
-          <w:rFonts w:ascii="仿宋_GB2312;仿宋" w:hAnsi="仿宋_GB2312;仿宋" w:hint="eastAsia"/>
-          <w:szCs w:val="32"/>
+          <w:rFonts w:ascii="宋体" w:hAnsi="宋体" w:eastAsia="宋体"/>
         </w:rPr>
-        <w:t>本协议自双方签字之时起生效。</w:t>
-      </w:r>
-      <w:r>
-        <w:rPr>
-          <w:rFonts w:ascii="仿宋_GB2312;仿宋" w:hAnsi="仿宋_GB2312;仿宋" w:cs="宋体" w:hint="eastAsia"/>
-          <w:kern w:val="0"/>
-          <w:szCs w:val="32"/>
-        </w:rPr>
-        <w:t>对已履行协议的，公安机关对违反治安管理行为人不再处罚。不履行协议的，公安机关依法对违反治安管理行为人予以处罚； 当事人可以就民事争议依法向人民法院提起民事诉讼。</w:t>
+        <w:t>本协议自双方签字之时起生效。对已履行协议的，公安机关对违</w:t>
       </w:r>
     </w:p>
     <w:p>
-      <w:pPr>
-        <w:pStyle w:val="Normal"/>
-        <w:spacing w:lineRule="exact" w:line="440"/>
-        <w:ind w:firstLineChars="200" w:startChars="0" w:start="0" w:endChars="0" w:end="0"/>
-        <w:rPr>
-          <w:rFonts w:ascii="仿宋_GB2312;仿宋" w:hAnsi="仿宋_GB2312;仿宋" w:cs="宋体" w:hint="eastAsia"/>
-          <w:kern w:val="0"/>
-          <w:szCs w:val="32"/>
-        </w:rPr>
-      </w:pPr>
       <w:r>
         <w:rPr>
-          <w:rFonts w:ascii="仿宋_GB2312;仿宋" w:hAnsi="仿宋_GB2312;仿宋" w:cs="宋体" w:hint="eastAsia"/>
-          <w:kern w:val="0"/>
-          <w:szCs w:val="32"/>
+          <w:rFonts w:ascii="宋体" w:hAnsi="宋体" w:eastAsia="宋体"/>
+        </w:rPr>
+        <w:t>反治安管理行为人不再处罚。不履行协议的，公安机关依法对违反治</w:t>
+      </w:r>
+    </w:p>
+    <w:p>
+      <w:r>
+        <w:rPr>
+          <w:rFonts w:ascii="宋体" w:hAnsi="宋体" w:eastAsia="宋体"/>
+        </w:rPr>
+        <w:t>安管理行为人予以处罚；当事人可以就民事争议依法向人民法院提起</w:t>
+      </w:r>
+    </w:p>
+    <w:p>
+      <w:r>
+        <w:rPr>
+          <w:rFonts w:ascii="宋体" w:hAnsi="宋体" w:eastAsia="宋体"/>
+        </w:rPr>
+        <w:t>民事诉讼。</w:t>
+      </w:r>
+    </w:p>
+    <w:p>
+      <w:r>
+        <w:rPr>
+          <w:rFonts w:ascii="宋体" w:hAnsi="宋体" w:eastAsia="宋体"/>
         </w:rPr>
         <w:t>本协议书一式三份，双方当事人各执一份，调解机关留存一份。</w:t>
       </w:r>
+    </w:p>
+    <w:p>
       <w:r>
         <w:rPr>
-          <w:rFonts w:cs="宋体" w:hint="eastAsia" w:ascii="仿宋_GB2312;仿宋" w:hAnsi="仿宋_GB2312;仿宋"/>
-          <w:kern w:val="0"/>
-          <w:szCs w:val="32"/>
+          <w:rFonts w:ascii="宋体" w:hAnsi="宋体" w:eastAsia="宋体"/>
         </w:rPr>
-        <w:br/>
-      </w:r>
-      <w:r>
-        <w:rPr>
-          <w:rFonts w:ascii="仿宋_GB2312;仿宋" w:hAnsi="仿宋_GB2312;仿宋" w:cs="宋体" w:hint="eastAsia"/>
-          <w:kern w:val="0"/>
-          <w:szCs w:val="32"/>
-        </w:rPr>
-        <w:t xml:space="preserve">　　      </w:t>
+        <w:t>主持人 年 月 日</w:t>
       </w:r>
     </w:p>
     <w:p>
-      <w:pPr>
-        <w:pStyle w:val="Normal"/>
-        <w:spacing w:lineRule="exact" w:line="440"/>
-        <w:ind w:firstLineChars="2223" w:startChars="0" w:start="0" w:endChars="0" w:end="0"/>
-        <w:rPr>
-          <w:rFonts w:ascii="仿宋_GB2312;仿宋" w:hAnsi="仿宋_GB2312;仿宋" w:cs="宋体" w:hint="eastAsia"/>
-          <w:kern w:val="0"/>
-          <w:szCs w:val="32"/>
-          <w:u w:val="single"/>
-        </w:rPr>
-      </w:pPr>
       <w:r>
         <w:rPr>
-          <w:rFonts w:ascii="仿宋_GB2312;仿宋" w:hAnsi="仿宋_GB2312;仿宋" w:cs="宋体" w:hint="eastAsia"/>
-          <w:kern w:val="0"/>
-          <w:szCs w:val="32"/>
+          <w:rFonts w:ascii="宋体" w:hAnsi="宋体" w:eastAsia="宋体"/>
         </w:rPr>
-        <w:t xml:space="preserve"> </w:t>
+        <w:t>见证人 年 月 日</w:t>
       </w:r>
     </w:p>
     <w:p>
-      <w:pPr>
-        <w:pStyle w:val="Normal"/>
-        <w:spacing w:lineRule="exact" w:line="440"/>
-        <w:ind w:firstLineChars="200" w:startChars="0" w:start="0" w:endChars="0" w:end="0"/>
-        <w:rPr>
-          <w:rFonts w:ascii="仿宋_GB2312;仿宋" w:hAnsi="仿宋_GB2312;仿宋" w:cs="宋体" w:hint="eastAsia"/>
-          <w:kern w:val="0"/>
-          <w:szCs w:val="32"/>
-          <w:u w:val="single"/>
-        </w:rPr>
-      </w:pPr>
       <w:r>
         <w:rPr>
-          <w:rFonts w:cs="宋体" w:hint="eastAsia" w:ascii="仿宋_GB2312;仿宋" w:hAnsi="仿宋_GB2312;仿宋"/>
-          <w:kern w:val="0"/>
-          <w:szCs w:val="32"/>
-          <w:u w:val="single"/>
+          <w:rFonts w:ascii="宋体" w:hAnsi="宋体" w:eastAsia="宋体"/>
         </w:rPr>
+        <w:t>当事人 年 月 日</w:t>
       </w:r>
     </w:p>
     <w:p>
-      <w:pPr>
-        <w:pStyle w:val="Normal"/>
-        <w:spacing w:lineRule="exact" w:line="440"/>
-        <w:ind w:firstLineChars="200" w:startChars="0" w:start="0" w:endChars="0" w:end="0"/>
-        <w:rPr>
-          <w:rFonts w:ascii="仿宋_GB2312;仿宋" w:hAnsi="仿宋_GB2312;仿宋" w:cs="宋体" w:hint="eastAsia"/>
-          <w:kern w:val="0"/>
-          <w:szCs w:val="32"/>
-        </w:rPr>
-      </w:pPr>
       <w:r>
         <w:rPr>
-          <w:rFonts w:cs="宋体" w:hint="eastAsia" w:ascii="仿宋_GB2312;仿宋" w:hAnsi="仿宋_GB2312;仿宋"/>
-          <w:kern w:val="0"/>
-          <w:szCs w:val="32"/>
+          <w:rFonts w:ascii="宋体" w:hAnsi="宋体" w:eastAsia="宋体"/>
         </w:rPr>
+        <w:t>调解机关（印）</w:t>
       </w:r>
     </w:p>
     <w:p>
-      <w:pPr>
-        <w:pStyle w:val="Normal"/>
-        <w:spacing w:lineRule="exact" w:line="440"/>
-        <w:rPr>
-          <w:rFonts w:ascii="仿宋_GB2312;仿宋" w:hAnsi="仿宋_GB2312;仿宋" w:cs="宋体" w:hint="eastAsia"/>
-          <w:kern w:val="0"/>
-          <w:szCs w:val="32"/>
-        </w:rPr>
-      </w:pPr>
       <w:r>
         <w:rPr>
-          <w:rFonts w:ascii="仿宋_GB2312;仿宋" w:hAnsi="仿宋_GB2312;仿宋" w:hint="eastAsia"/>
-          <w:szCs w:val="32"/>
+          <w:rFonts w:ascii="宋体" w:hAnsi="宋体" w:eastAsia="宋体"/>
         </w:rPr>
-        <w:t>主持人                                    年　月　日</w:t>
+        <w:t>年 月 日</w:t>
       </w:r>
     </w:p>
-    <w:p>
-      <w:pPr>
-        <w:pStyle w:val="Normal"/>
-        <w:spacing w:lineRule="exact" w:line="440"/>
-        <w:ind w:firstLineChars="200" w:startChars="0" w:start="0" w:endChars="0" w:end="0"/>
-        <w:rPr>
-          <w:rFonts w:ascii="仿宋_GB2312;仿宋" w:hAnsi="仿宋_GB2312;仿宋" w:cs="宋体" w:hint="eastAsia"/>
-          <w:kern w:val="0"/>
-          <w:szCs w:val="32"/>
-        </w:rPr>
-      </w:pPr>
-      <w:r>
-        <w:rPr>
-          <w:rFonts w:cs="宋体" w:hint="eastAsia" w:ascii="仿宋_GB2312;仿宋" w:hAnsi="仿宋_GB2312;仿宋"/>
-          <w:kern w:val="0"/>
-          <w:szCs w:val="32"/>
-        </w:rPr>
-      </w:r>
-    </w:p>
-    <w:p>
-      <w:pPr>
-        <w:pStyle w:val="Normal"/>
-        <w:spacing w:lineRule="exact" w:line="440"/>
-        <w:rPr>
-          <w:rFonts w:ascii="仿宋_GB2312;仿宋" w:hAnsi="仿宋_GB2312;仿宋" w:hint="eastAsia"/>
-          <w:szCs w:val="32"/>
-        </w:rPr>
-      </w:pPr>
-      <w:r>
-        <w:rPr>
-          <w:rFonts w:ascii="仿宋_GB2312;仿宋" w:hAnsi="仿宋_GB2312;仿宋" w:hint="eastAsia"/>
-          <w:szCs w:val="32"/>
-        </w:rPr>
-        <w:t>见证人               　　                 年　月　日</w:t>
-      </w:r>
-    </w:p>
-    <w:p>
-      <w:pPr>
-        <w:pStyle w:val="Normal"/>
-        <w:spacing w:lineRule="exact" w:line="440"/>
-        <w:rPr>
-          <w:rFonts w:ascii="仿宋_GB2312;仿宋" w:hAnsi="仿宋_GB2312;仿宋" w:cs="宋体" w:hint="eastAsia"/>
-          <w:kern w:val="0"/>
-          <w:szCs w:val="32"/>
-        </w:rPr>
-      </w:pPr>
-      <w:r>
-        <w:rPr>
-          <w:rFonts w:cs="宋体" w:hint="eastAsia" w:ascii="仿宋_GB2312;仿宋" w:hAnsi="仿宋_GB2312;仿宋"/>
-          <w:kern w:val="0"/>
-          <w:szCs w:val="32"/>
-        </w:rPr>
-      </w:r>
-    </w:p>
-    <w:p>
-      <w:pPr>
-        <w:pStyle w:val="Normal"/>
-        <w:spacing w:lineRule="exact" w:line="440"/>
-        <w:rPr>
-          <w:rFonts w:ascii="仿宋_GB2312;仿宋" w:hAnsi="仿宋_GB2312;仿宋" w:cs="宋体" w:hint="eastAsia"/>
-          <w:kern w:val="0"/>
-          <w:szCs w:val="32"/>
-        </w:rPr>
-      </w:pPr>
-      <w:r>
-        <w:rPr>
-          <w:rFonts w:ascii="仿宋_GB2312;仿宋" w:hAnsi="仿宋_GB2312;仿宋" w:cs="宋体" w:hint="eastAsia"/>
-          <w:kern w:val="0"/>
-          <w:szCs w:val="32"/>
-        </w:rPr>
-        <w:t xml:space="preserve">当事人                                    </w:t>
-      </w:r>
-      <w:r>
-        <w:rPr>
-          <w:rFonts w:ascii="仿宋_GB2312;仿宋" w:hAnsi="仿宋_GB2312;仿宋" w:hint="eastAsia"/>
-          <w:szCs w:val="32"/>
-        </w:rPr>
-        <w:t>年　月　日</w:t>
-      </w:r>
-    </w:p>
-    <w:p>
-      <w:pPr>
-        <w:pStyle w:val="Normal"/>
-        <w:spacing w:lineRule="exact" w:line="440"/>
-        <w:ind w:firstLineChars="200" w:startChars="0" w:start="0" w:endChars="0" w:end="0"/>
-        <w:rPr>
-          <w:rFonts w:ascii="仿宋_GB2312;仿宋" w:hAnsi="仿宋_GB2312;仿宋" w:hint="eastAsia"/>
-          <w:szCs w:val="32"/>
-        </w:rPr>
-      </w:pPr>
-      <w:r>
-        <w:rPr>
-          <w:rFonts w:ascii="仿宋_GB2312;仿宋" w:hAnsi="仿宋_GB2312;仿宋" w:hint="eastAsia"/>
-          <w:szCs w:val="32"/>
-        </w:rPr>
-        <w:t>　　　　　　　　　　　　　　　　　　　</w:t>
-      </w:r>
-    </w:p>
-    <w:p>
-      <w:pPr>
-        <w:pStyle w:val="Normal"/>
-        <w:spacing w:lineRule="exact" w:line="440"/>
-        <w:ind w:firstLineChars="200" w:startChars="0" w:start="0" w:endChars="0" w:end="0"/>
-        <w:rPr>
-          <w:rFonts w:ascii="仿宋_GB2312;仿宋" w:hAnsi="仿宋_GB2312;仿宋" w:hint="eastAsia"/>
-          <w:szCs w:val="32"/>
-        </w:rPr>
-      </w:pPr>
-      <w:r>
-        <w:rPr>
-          <w:rFonts w:hint="eastAsia" w:ascii="仿宋_GB2312;仿宋" w:hAnsi="仿宋_GB2312;仿宋"/>
-          <w:szCs w:val="32"/>
-        </w:rPr>
-      </w:r>
-    </w:p>
-    <w:p>
-      <w:pPr>
-        <w:pStyle w:val="Normal"/>
-        <w:spacing w:lineRule="exact" w:line="440"/>
-        <w:ind w:firstLineChars="200" w:startChars="0" w:start="0" w:endChars="0" w:end="0"/>
-        <w:rPr>
-          <w:rFonts w:ascii="仿宋_GB2312;仿宋" w:hAnsi="仿宋_GB2312;仿宋" w:hint="eastAsia"/>
-          <w:szCs w:val="32"/>
-        </w:rPr>
-      </w:pPr>
-      <w:r>
-        <w:rPr>
-          <w:rFonts w:hint="eastAsia" w:ascii="仿宋_GB2312;仿宋" w:hAnsi="仿宋_GB2312;仿宋"/>
-          <w:szCs w:val="32"/>
-        </w:rPr>
-      </w:r>
-    </w:p>
-    <w:p>
-      <w:pPr>
-        <w:pStyle w:val="Normal"/>
-        <w:spacing w:lineRule="exact" w:line="440"/>
-        <w:ind w:firstLineChars="200" w:startChars="0" w:start="0" w:endChars="0" w:end="0"/>
-        <w:rPr>
-          <w:rFonts w:ascii="仿宋_GB2312;仿宋" w:hAnsi="仿宋_GB2312;仿宋" w:hint="eastAsia"/>
-          <w:szCs w:val="32"/>
-        </w:rPr>
-      </w:pPr>
-      <w:r>
-        <w:rPr>
-          <w:rFonts w:hint="eastAsia" w:ascii="仿宋_GB2312;仿宋" w:hAnsi="仿宋_GB2312;仿宋"/>
-          <w:szCs w:val="32"/>
-        </w:rPr>
-      </w:r>
-    </w:p>
-    <w:p>
-      <w:pPr>
-        <w:pStyle w:val="Normal"/>
-        <w:spacing w:lineRule="exact" w:line="440"/>
-        <w:ind w:firstLineChars="200" w:startChars="0" w:start="0" w:endChars="0" w:end="0"/>
-        <w:rPr>
-          <w:rFonts w:ascii="仿宋_GB2312;仿宋" w:hAnsi="仿宋_GB2312;仿宋" w:hint="eastAsia"/>
-          <w:szCs w:val="32"/>
-        </w:rPr>
-      </w:pPr>
-      <w:r>
-        <w:rPr>
-          <w:rFonts w:ascii="仿宋_GB2312;仿宋" w:hAnsi="仿宋_GB2312;仿宋" w:hint="eastAsia"/>
-          <w:szCs w:val="32"/>
-        </w:rPr>
-        <w:t xml:space="preserve">                                   </w:t>
-      </w:r>
-      <w:r>
-        <w:rPr>
-          <w:rFonts w:ascii="仿宋_GB2312;仿宋" w:hAnsi="仿宋_GB2312;仿宋" w:hint="eastAsia"/>
-          <w:szCs w:val="32"/>
-        </w:rPr>
-        <w:t xml:space="preserve">调解机关（印）        </w:t>
-      </w:r>
-    </w:p>
-    <w:p>
-      <w:pPr>
-        <w:pStyle w:val="Normal"/>
-        <w:spacing w:lineRule="exact" w:line="440"/>
-        <w:rPr>
-          <w:rFonts w:ascii="仿宋_GB2312;仿宋" w:hAnsi="仿宋_GB2312;仿宋" w:hint="eastAsia"/>
-          <w:szCs w:val="32"/>
-        </w:rPr>
-      </w:pPr>
-      <w:r>
-        <w:rPr>
-          <w:rFonts w:ascii="仿宋_GB2312;仿宋" w:hAnsi="仿宋_GB2312;仿宋" w:hint="eastAsia"/>
-          <w:szCs w:val="32"/>
-        </w:rPr>
-        <w:t>　　　　　　　　　　　　　　　　　       年　月　日</w:t>
-      </w:r>
-    </w:p>
-    <w:p>
-      <w:pPr>
-        <w:pStyle w:val="Normal"/>
-        <w:spacing w:lineRule="exact" w:line="440"/>
-        <w:rPr>
-          <w:rFonts w:ascii="仿宋_GB2312;仿宋" w:hAnsi="仿宋_GB2312;仿宋" w:hint="eastAsia"/>
-          <w:szCs w:val="32"/>
-        </w:rPr>
-      </w:pPr>
-      <w:r>
-        <w:rPr>
-          <w:rFonts w:ascii="仿宋_GB2312;仿宋" w:hAnsi="仿宋_GB2312;仿宋" w:hint="eastAsia"/>
-          <w:szCs w:val="32"/>
-        </w:rPr>
-        <w:t xml:space="preserve"> </w:t>
-      </w:r>
-    </w:p>
-    <w:p>
-      <w:pPr>
-        <w:pStyle w:val="Normal"/>
-        <w:spacing w:lineRule="exact" w:line="440"/>
-        <w:rPr>
-          <w:rFonts w:ascii="仿宋_GB2312;仿宋" w:hAnsi="仿宋_GB2312;仿宋" w:hint="eastAsia"/>
-          <w:szCs w:val="32"/>
-        </w:rPr>
-      </w:pPr>
-      <w:r>
-        <w:rPr>
-          <w:rFonts w:hint="eastAsia" w:ascii="仿宋_GB2312;仿宋" w:hAnsi="仿宋_GB2312;仿宋"/>
-          <w:szCs w:val="32"/>
-        </w:rPr>
-      </w:r>
-    </w:p>
-    <w:p>
-      <w:pPr>
-        <w:pStyle w:val="Normal"/>
-        <w:spacing w:lineRule="exact" w:line="440"/>
-        <w:rPr>
-          <w:rFonts w:ascii="仿宋_GB2312;仿宋" w:hAnsi="仿宋_GB2312;仿宋" w:hint="eastAsia"/>
-          <w:szCs w:val="32"/>
-        </w:rPr>
-      </w:pPr>
-      <w:r>
-        <w:rPr>
-          <w:rFonts w:hint="eastAsia" w:ascii="仿宋_GB2312;仿宋" w:hAnsi="仿宋_GB2312;仿宋"/>
-          <w:szCs w:val="32"/>
-        </w:rPr>
-      </w:r>
-    </w:p>
-    <w:p>
-      <w:pPr>
-        <w:pStyle w:val="Normal"/>
-        <w:spacing w:lineRule="exact" w:line="440"/>
-        <w:rPr>
-          <w:rFonts w:ascii="仿宋_GB2312;仿宋" w:hAnsi="仿宋_GB2312;仿宋" w:hint="eastAsia"/>
-          <w:szCs w:val="32"/>
-        </w:rPr>
-      </w:pPr>
-      <w:r>
-        <w:rPr>
-          <w:rFonts w:hint="eastAsia" w:ascii="仿宋_GB2312;仿宋" w:hAnsi="仿宋_GB2312;仿宋"/>
-          <w:szCs w:val="32"/>
-        </w:rPr>
-      </w:r>
-    </w:p>
-    <w:p>
-      <w:pPr>
-        <w:pStyle w:val="Normal"/>
-        <w:spacing w:lineRule="exact" w:line="440"/>
-        <w:rPr>
-          <w:rFonts w:ascii="仿宋_GB2312;仿宋" w:hAnsi="仿宋_GB2312;仿宋" w:hint="eastAsia"/>
-          <w:szCs w:val="32"/>
-        </w:rPr>
-      </w:pPr>
-      <w:r>
-        <w:rPr>
-          <w:rFonts w:hint="eastAsia" w:ascii="仿宋_GB2312;仿宋" w:hAnsi="仿宋_GB2312;仿宋"/>
-          <w:szCs w:val="32"/>
-        </w:rPr>
-      </w:r>
-    </w:p>
-    <w:p>
-      <w:pPr>
-        <w:pStyle w:val="Normal"/>
-        <w:spacing w:lineRule="exact" w:line="440"/>
-        <w:rPr>
-          <w:rFonts w:ascii="仿宋_GB2312;仿宋" w:hAnsi="仿宋_GB2312;仿宋" w:hint="eastAsia"/>
-          <w:szCs w:val="32"/>
-        </w:rPr>
-      </w:pPr>
-      <w:r>
-        <w:rPr>
-          <w:rFonts w:hint="eastAsia" w:ascii="仿宋_GB2312;仿宋" w:hAnsi="仿宋_GB2312;仿宋"/>
-          <w:szCs w:val="32"/>
-        </w:rPr>
-      </w:r>
-    </w:p>
-    <w:p>
-      <w:pPr>
-        <w:pStyle w:val="Normal"/>
-        <w:spacing w:lineRule="exact" w:line="440"/>
-        <w:rPr>
-          <w:rFonts w:ascii="仿宋_GB2312;仿宋" w:hAnsi="仿宋_GB2312;仿宋" w:hint="eastAsia"/>
-          <w:szCs w:val="32"/>
-        </w:rPr>
-      </w:pPr>
-      <w:r>
-        <w:rPr>
-          <w:rFonts w:hint="eastAsia" w:ascii="仿宋_GB2312;仿宋" w:hAnsi="仿宋_GB2312;仿宋"/>
-          <w:szCs w:val="32"/>
-        </w:rPr>
-      </w:r>
-    </w:p>
-    <w:p>
-      <w:pPr>
-        <w:pStyle w:val="Normal"/>
-        <w:spacing w:lineRule="exact" w:line="440"/>
-        <w:rPr>
-          <w:rFonts w:ascii="仿宋_GB2312;仿宋" w:hAnsi="仿宋_GB2312;仿宋" w:hint="eastAsia"/>
-          <w:szCs w:val="32"/>
-        </w:rPr>
-      </w:pPr>
-      <w:r>
-        <w:rPr>
-          <w:rFonts w:hint="eastAsia" w:ascii="仿宋_GB2312;仿宋" w:hAnsi="仿宋_GB2312;仿宋"/>
-          <w:szCs w:val="32"/>
-        </w:rPr>
-      </w:r>
-    </w:p>
-    <w:p>
-      <w:pPr>
-        <w:pStyle w:val="Normal"/>
-        <w:spacing w:lineRule="exact" w:line="440"/>
-        <w:rPr>
-          <w:rFonts w:ascii="黑体" w:hAnsi="黑体" w:eastAsia="黑体" w:hint="eastAsia"/>
-          <w:kern w:val="0"/>
-          <w:szCs w:val="32"/>
-        </w:rPr>
-      </w:pPr>
-      <w:r>
-        <w:rPr>
-          <w:rFonts w:ascii="黑体" w:hAnsi="黑体" w:hint="eastAsia" w:eastAsia="黑体"/>
-          <w:kern w:val="0"/>
-          <w:szCs w:val="32"/>
-        </w:rPr>
-        <w:t xml:space="preserve">                      </w:t>
-      </w:r>
-    </w:p>
+    <w:sectPr>
+      <w:pgSz w:w="12240" w:h="15840"/>
+      <w:pgMar w:top="1440" w:right="1800" w:bottom="1440" w:left="1800" w:header="720" w:footer="720" w:gutter="0"/>
+      <w:cols w:space="720"/>
+      <w:docGrid w:linePitch="360"/>
+    </w:sectPr>
   </w:body>
 </w:document>
 </file>
@@ -1533,6 +596,10 @@
     <w:name w:val="Normal"/>
     <w:qFormat/>
     <w:rsid w:val="00FC693F"/>
+    <w:rPr>
+      <w:rFonts w:ascii="宋体" w:hAnsi="宋体"/>
+      <w:sz w:val="22"/>
+    </w:rPr>
   </w:style>
   <w:style w:type="paragraph" w:styleId="Header">
     <w:name w:val="header"/>
